--- a/Documentacion.docx
+++ b/Documentacion.docx
@@ -4,21 +4,215 @@
   <w:body>
     <w:p>
       <w:pPr>
-        <w:pStyle w:val="Title"/>
+        <w:spacing w:after="80"/>
+        <w:jc w:val="center"/>
       </w:pPr>
       <w:r>
-        <w:t>Documentación - Tabla de amortización</w:t>
+        <w:rPr>
+          <w:b/>
+          <w:sz w:val="40"/>
+        </w:rPr>
+        <w:t>Universidad Federico Henríquez y Carvajal</w:t>
+      </w:r>
+    </w:p>
+    <w:p>
+      <w:pPr>
+        <w:spacing w:after="80"/>
+        <w:jc w:val="center"/>
+      </w:pPr>
+      <w:r>
+        <w:rPr>
+          <w:b/>
+          <w:sz w:val="32"/>
+        </w:rPr>
+        <w:t>(UFHEC)</w:t>
+      </w:r>
+    </w:p>
+    <w:p>
+      <w:pPr>
+        <w:spacing w:after="1200"/>
+        <w:jc w:val="center"/>
+      </w:pPr>
+      <w:r>
+        <w:rPr>
+          <w:b w:val="0"/>
+          <w:sz w:val="28"/>
+        </w:rPr>
+        <w:t>Recinto La Romana</w:t>
+      </w:r>
+    </w:p>
+    <w:p>
+      <w:pPr>
+        <w:spacing w:after="120"/>
+        <w:jc w:val="center"/>
+      </w:pPr>
+      <w:r>
+        <w:rPr>
+          <w:b/>
+          <w:sz w:val="32"/>
+        </w:rPr>
+        <w:t>Actividad 2</w:t>
+      </w:r>
+    </w:p>
+    <w:p>
+      <w:pPr>
+        <w:spacing w:after="120"/>
+        <w:jc w:val="center"/>
+      </w:pPr>
+      <w:r>
+        <w:rPr>
+          <w:b/>
+          <w:sz w:val="36"/>
+        </w:rPr>
+        <w:t>Tabla de amortización de un préstamo con cuotas fijas</w:t>
+      </w:r>
+    </w:p>
+    <w:p>
+      <w:pPr>
+        <w:spacing w:after="1200"/>
+        <w:jc w:val="center"/>
+      </w:pPr>
+      <w:r>
+        <w:rPr>
+          <w:b w:val="0"/>
+          <w:sz w:val="26"/>
+        </w:rPr>
+        <w:t>Aplicación de consola en C# con Spectre.Console</w:t>
+      </w:r>
+    </w:p>
+    <w:p>
+      <w:pPr>
+        <w:spacing w:after="40"/>
+        <w:jc w:val="center"/>
+      </w:pPr>
+      <w:r>
+        <w:rPr>
+          <w:b/>
+          <w:sz w:val="26"/>
+        </w:rPr>
+        <w:t>Asignatura:</w:t>
+      </w:r>
+    </w:p>
+    <w:p>
+      <w:pPr>
+        <w:spacing w:after="360"/>
+        <w:jc w:val="center"/>
+      </w:pPr>
+      <w:r>
+        <w:rPr>
+          <w:b w:val="0"/>
+          <w:sz w:val="26"/>
+        </w:rPr>
+        <w:t>Lenguaje de Programación 2</w:t>
+      </w:r>
+    </w:p>
+    <w:p>
+      <w:pPr>
+        <w:spacing w:after="40"/>
+        <w:jc w:val="center"/>
+      </w:pPr>
+      <w:r>
+        <w:rPr>
+          <w:b/>
+          <w:sz w:val="26"/>
+        </w:rPr>
+        <w:t>Estudiante:</w:t>
+      </w:r>
+    </w:p>
+    <w:p>
+      <w:pPr>
+        <w:spacing w:after="360"/>
+        <w:jc w:val="center"/>
+      </w:pPr>
+      <w:r>
+        <w:rPr>
+          <w:b w:val="0"/>
+          <w:sz w:val="26"/>
+        </w:rPr>
+        <w:t>Manuel Alexander Johnson Cedeño</w:t>
+      </w:r>
+    </w:p>
+    <w:p>
+      <w:pPr>
+        <w:spacing w:after="40"/>
+        <w:jc w:val="center"/>
+      </w:pPr>
+      <w:r>
+        <w:rPr>
+          <w:b/>
+          <w:sz w:val="26"/>
+        </w:rPr>
+        <w:t>Matrícula:</w:t>
+      </w:r>
+    </w:p>
+    <w:p>
+      <w:pPr>
+        <w:spacing w:after="360"/>
+        <w:jc w:val="center"/>
+      </w:pPr>
+      <w:r>
+        <w:rPr>
+          <w:b w:val="0"/>
+          <w:sz w:val="26"/>
+        </w:rPr>
+        <w:t>LR-16-10010</w:t>
+      </w:r>
+    </w:p>
+    <w:p>
+      <w:pPr>
+        <w:spacing w:after="40"/>
+        <w:jc w:val="center"/>
+      </w:pPr>
+      <w:r>
+        <w:rPr>
+          <w:b/>
+          <w:sz w:val="26"/>
+        </w:rPr>
+        <w:t>Profesor:</w:t>
+      </w:r>
+    </w:p>
+    <w:p>
+      <w:pPr>
+        <w:spacing w:after="360"/>
+        <w:jc w:val="center"/>
+      </w:pPr>
+      <w:r>
+        <w:rPr>
+          <w:b w:val="0"/>
+          <w:sz w:val="26"/>
+        </w:rPr>
+        <w:t>Javier Vilorio Green</w:t>
+      </w:r>
+    </w:p>
+    <w:p>
+      <w:pPr>
+        <w:spacing w:after="40"/>
+        <w:jc w:val="center"/>
+      </w:pPr>
+      <w:r>
+        <w:rPr>
+          <w:b/>
+          <w:sz w:val="26"/>
+        </w:rPr>
+        <w:t>Fecha:</w:t>
+      </w:r>
+    </w:p>
+    <w:p>
+      <w:pPr>
+        <w:spacing w:after="0"/>
+        <w:jc w:val="center"/>
+      </w:pPr>
+      <w:r>
+        <w:rPr>
+          <w:b w:val="0"/>
+          <w:sz w:val="26"/>
+        </w:rPr>
+        <w:t>4 de octubre de 2026</w:t>
       </w:r>
     </w:p>
     <w:p>
       <w:r>
-        <w:t>Actividad 2 · Aplicación de consola en C#</w:t>
-        <w:br/>
-        <w:t>Estudiante: Frank Alberto Sherivé</w:t>
-        <w:br/>
-        <w:t>Matrícula: LR-2025-03023</w:t>
-        <w:br/>
-        <w:t>Universidad: UFHEC, La Romana</w:t>
+        <w:br w:type="page"/>
       </w:r>
     </w:p>
     <w:p>
@@ -630,6 +824,32 @@
         <w:t>Total de intereses: 10,015.99 · Total pagado: 110,015.99</w:t>
       </w:r>
     </w:p>
+    <w:p>
+      <w:pPr>
+        <w:pStyle w:val="Heading1"/>
+      </w:pPr>
+      <w:r>
+        <w:t>8. Enlace del repositorio en GitHub</w:t>
+      </w:r>
+    </w:p>
+    <w:p>
+      <w:r>
+        <w:t>(pegar aquí el enlace)</w:t>
+      </w:r>
+    </w:p>
+    <w:p>
+      <w:pPr>
+        <w:pStyle w:val="Heading1"/>
+      </w:pPr>
+      <w:r>
+        <w:t>9. Capturas de pantalla</w:t>
+      </w:r>
+    </w:p>
+    <w:p>
+      <w:r>
+        <w:t>(insertar aquí las capturas de la ejecución del programa)</w:t>
+      </w:r>
+    </w:p>
     <w:sectPr>
       <w:pgSz w:w="12240" w:h="15840"/>
       <w:pgMar w:top="1440" w:right="1800" w:bottom="1440" w:left="1800" w:header="720" w:footer="720" w:gutter="0"/>
